--- a/v5.0/templates/word-templates/manuscript-poetry-collection.docx
+++ b/v5.0/templates/word-templates/manuscript-poetry-collection.docx
@@ -117,7 +117,7 @@
               </w:rPr>
             </w:pPr>
             <w:r>
-              <w:t xml:space="preserve">toddthepoet</w:t>
+              <w:t xml:space="preserve">editorial</w:t>
             </w:r>
             <w:r>
               <w:rPr>
@@ -173,6 +173,11 @@
                 <w14:ligatures w14:val="none"/>
               </w:rPr>
             </w:r>
+            <w:r>
+              <w:rPr>
+                <w14:ligatures w14:val="none"/>
+              </w:rPr>
+            </w:r>
           </w:p>
         </w:tc>
       </w:tr>
@@ -186,7 +191,7 @@
         <w:rPr/>
       </w:pPr>
       <w:r>
-        <w:t xml:space="preserve">The MishMash: A Collection</w:t>
+        <w:t xml:space="preserve">MishMash: A Collection</w:t>
         <w:br/>
         <w:t xml:space="preserve">edited by Todd Warner</w:t>
       </w:r>
@@ -285,7 +290,6 @@
               </w:rPr>
               <w:t xml:space="preserve"> (he/him)</w:t>
             </w:r>
-            <w:r/>
             <w:r>
               <w:rPr>
                 <w14:ligatures w14:val="none"/>
@@ -373,11 +377,14 @@
           </w:tcPr>
           <w:p>
             <w:pPr>
+              <w:pStyle w:val="945"/>
               <w:suppressLineNumbers w:val="false"/>
               <w:pBdr/>
-              <w:spacing w:line="276" w:lineRule="auto"/>
+              <w:spacing/>
               <w:ind/>
-              <w:rPr/>
+              <w:rPr>
+                <w14:ligatures w14:val="none"/>
+              </w:rPr>
             </w:pPr>
             <w:r>
               <w:rPr>
@@ -1248,7 +1255,6 @@
               </w:rPr>
               <w:t xml:space="preserve"> (he/him)</w:t>
             </w:r>
-            <w:r/>
             <w:r>
               <w:rPr>
                 <w14:ligatures w14:val="none"/>
@@ -1336,12 +1342,11 @@
           </w:tcPr>
           <w:p>
             <w:pPr>
-              <w:pStyle w:val="927"/>
+              <w:pStyle w:val="945"/>
               <w:suppressLineNumbers w:val="false"/>
               <w:pBdr/>
-              <w:spacing w:after="0" w:before="0" w:line="240" w:lineRule="auto"/>
-              <w:ind w:firstLine="0"/>
-              <w:jc w:val="right"/>
+              <w:spacing/>
+              <w:ind/>
               <w:rPr/>
             </w:pPr>
             <w:r>
@@ -1966,7 +1971,7 @@
         <w:rPr>
           <w:highlight w:val="none"/>
         </w:rPr>
-        <w:t xml:space="preserve">Jabberwocky, page 2, continue poem (if the stanza broken, ‘continue stanza’)</w:t>
+        <w:t xml:space="preserve">Jabberwocky, page 2, continue poem (if the stanza is broken, ‘continue stanza’)</w:t>
       </w:r>
       <w:r>
         <w:rPr>
@@ -2173,12 +2178,6 @@
                 <w14:ligatures w14:val="none"/>
               </w:rPr>
               <w:t xml:space="preserve"> (he/him)</w:t>
-            </w:r>
-            <w:r/>
-            <w:r>
-              <w:rPr>
-                <w14:ligatures w14:val="none"/>
-              </w:rPr>
             </w:r>
             <w:r>
               <w:rPr>
@@ -2262,12 +2261,11 @@
           </w:tcPr>
           <w:p>
             <w:pPr>
-              <w:pStyle w:val="927"/>
+              <w:pStyle w:val="945"/>
               <w:suppressLineNumbers w:val="false"/>
               <w:pBdr/>
-              <w:spacing w:after="0" w:before="0" w:line="240" w:lineRule="auto"/>
-              <w:ind w:firstLine="0"/>
-              <w:jc w:val="right"/>
+              <w:spacing/>
+              <w:ind/>
               <w:rPr/>
             </w:pPr>
             <w:r>
@@ -3147,7 +3145,7 @@
       </w:rPr>
     </w:pPr>
     <w:r>
-      <w:t xml:space="preserve">3 poems</w:t>
+      <w:t xml:space="preserve">58 poems</w:t>
     </w:r>
     <w:r>
       <w:rPr>
@@ -34226,19 +34224,6 @@
       <w:ind/>
     </w:pPr>
   </w:style>
-  <w:style w:type="paragraph" w:styleId="927" w:customStyle="1">
-    <w:name w:val="mWordCount_story"/>
-    <w:basedOn w:val="898"/>
-    <w:link w:val="926"/>
-    <w:qFormat/>
-    <w:pPr>
-      <w:suppressLineNumbers w:val="false"/>
-      <w:pBdr/>
-      <w:spacing w:after="0" w:before="0" w:line="240" w:lineRule="auto"/>
-      <w:ind w:firstLine="0"/>
-      <w:jc w:val="right"/>
-    </w:pPr>
-  </w:style>
   <w:style w:type="paragraph" w:styleId="928" w:customStyle="1">
     <w:name w:val="mTitleBlock"/>
     <w:basedOn w:val="898"/>
